--- a/documentos/Entorno de desarrollo adaptables (API fase1) Practica.docx
+++ b/documentos/Entorno de desarrollo adaptables (API fase1) Practica.docx
@@ -583,12 +583,7 @@
               <w:jc w:val="both"/>
             </w:pPr>
             <w:r>
-              <w:t xml:space="preserve">DESCRIPCIÓN DE LA ACTIVIDAD: Cada estudiante deberá proponer un sistema informático de pequeña escala que será desarrollado progresivamente durante el curso. El sistema puede pertenecer a </w:t>
-            </w:r>
-            <w:bookmarkStart w:id="0" w:name="_GoBack"/>
-            <w:bookmarkEnd w:id="0"/>
-            <w:r>
-              <w:t>cualquier área (ventas, biblioteca, veterinaria, gimnasio, inventario, clínica, reservas, hotel, restaurante, tareas, eventos, etc.), siempre que cumpla con las condiciones establecidas.</w:t>
+              <w:t>DESCRIPCIÓN DE LA ACTIVIDAD: Cada estudiante deberá proponer un sistema informático de pequeña escala que será desarrollado progresivamente durante el curso. El sistema puede pertenecer a cualquier área (ventas, biblioteca, veterinaria, gimnasio, inventario, clínica, reservas, hotel, restaurante, tareas, eventos, etc.), siempre que cumpla con las condiciones establecidas.</w:t>
             </w:r>
           </w:p>
         </w:tc>
@@ -1589,10 +1584,10 @@
         </w:rPr>
         <w:lastRenderedPageBreak/>
         <w:drawing>
-          <wp:inline distT="0" distB="0" distL="0" distR="0" wp14:anchorId="56E18C89" wp14:editId="66E29F18">
-            <wp:extent cx="5400040" cy="2871470"/>
+          <wp:inline distT="0" distB="0" distL="0" distR="0" wp14:anchorId="7188CD8E" wp14:editId="356F3C9B">
+            <wp:extent cx="5400040" cy="3214370"/>
             <wp:effectExtent l="0" t="0" r="0" b="5080"/>
-            <wp:docPr id="10" name="Imagen 10"/>
+            <wp:docPr id="4" name="Imagen 4"/>
             <wp:cNvGraphicFramePr>
               <a:graphicFrameLocks xmlns:a="http://schemas.openxmlformats.org/drawingml/2006/main" noChangeAspect="1"/>
             </wp:cNvGraphicFramePr>
@@ -1612,7 +1607,7 @@
                   <pic:spPr>
                     <a:xfrm>
                       <a:off x="0" y="0"/>
-                      <a:ext cx="5400040" cy="2871470"/>
+                      <a:ext cx="5400040" cy="3214370"/>
                     </a:xfrm>
                     <a:prstGeom prst="rect">
                       <a:avLst/>
@@ -1624,6 +1619,8 @@
           </wp:inline>
         </w:drawing>
       </w:r>
+      <w:bookmarkStart w:id="0" w:name="_GoBack"/>
+      <w:bookmarkEnd w:id="0"/>
     </w:p>
     <w:p>
       <w:pPr>
